--- a/data/outputs/v2/Grade11/Biology/Quizzes/SS3.1_Reproduction_in_Animals/Biology_G11_SS3.1_Reproduction_in_Animals_L2_AnswerKey.docx
+++ b/data/outputs/v2/Grade11/Biology/Quizzes/SS3.1_Reproduction_in_Animals/Biology_G11_SS3.1_Reproduction_in_Animals_L2_AnswerKey.docx
@@ -1590,7 +1590,7 @@
         </w:rPr>
         <w:t xml:space="preserve">© 2026 SeaVuria and ARES. Aligned with KICD objectives. Developed by SeaVuria; technical implementation by ARES (with AI assistance from Claude). Licensed under </w:t>
       </w:r>
-      <w:hyperlink w:history="1" r:id="rIdmv5f8xxxj_wi2ylrihh_y">
+      <w:hyperlink w:history="1" r:id="rIdwjmqbeoqnx8jdmjjuu0ii">
         <w:r>
           <w:rPr>
             <w:rFonts w:ascii="Arial" w:cs="Arial" w:eastAsia="Arial" w:hAnsi="Arial"/>
@@ -1611,7 +1611,7 @@
         </w:rPr>
         <w:t xml:space="preserve"> (</w:t>
       </w:r>
-      <w:hyperlink w:history="1" r:id="rIdxvlfq0jnj_vnibuzn_ho5">
+      <w:hyperlink w:history="1" r:id="rIdppbgcxuxej9uhaax_erto">
         <w:r>
           <w:rPr>
             <w:rFonts w:ascii="Arial" w:cs="Arial" w:eastAsia="Arial" w:hAnsi="Arial"/>

--- a/data/outputs/v2/Grade11/Biology/Quizzes/SS3.1_Reproduction_in_Animals/Biology_G11_SS3.1_Reproduction_in_Animals_L2_AnswerKey.docx
+++ b/data/outputs/v2/Grade11/Biology/Quizzes/SS3.1_Reproduction_in_Animals/Biology_G11_SS3.1_Reproduction_in_Animals_L2_AnswerKey.docx
@@ -1590,7 +1590,7 @@
         </w:rPr>
         <w:t xml:space="preserve">© 2026 SeaVuria and ARES. Aligned with KICD objectives. Developed by SeaVuria; technical implementation by ARES (with AI assistance from Claude). Licensed under </w:t>
       </w:r>
-      <w:hyperlink w:history="1" r:id="rIdwjmqbeoqnx8jdmjjuu0ii">
+      <w:hyperlink w:history="1" r:id="rIdws5ktbzz3otzzzyxjro3v">
         <w:r>
           <w:rPr>
             <w:rFonts w:ascii="Arial" w:cs="Arial" w:eastAsia="Arial" w:hAnsi="Arial"/>
@@ -1611,7 +1611,7 @@
         </w:rPr>
         <w:t xml:space="preserve"> (</w:t>
       </w:r>
-      <w:hyperlink w:history="1" r:id="rIdppbgcxuxej9uhaax_erto">
+      <w:hyperlink w:history="1" r:id="rIdjx4846swqfzxqxthcaocj">
         <w:r>
           <w:rPr>
             <w:rFonts w:ascii="Arial" w:cs="Arial" w:eastAsia="Arial" w:hAnsi="Arial"/>
